--- a/Practicas/Practica 5/Práctica 5.docx
+++ b/Practicas/Practica 5/Práctica 5.docx
@@ -56,15 +56,7 @@
         </w:numPr>
       </w:pPr>
       <w:r>
-        <w:t xml:space="preserve">Crear órdenes de fabricación con base en el esquema </w:t>
-      </w:r>
-      <w:proofErr w:type="spellStart"/>
-      <w:r>
-        <w:t>OrdenFabricacionDTO</w:t>
-      </w:r>
-      <w:proofErr w:type="spellEnd"/>
-      <w:r>
-        <w:t>.</w:t>
+        <w:t>Crear órdenes de fabricación con base en el esquema OrdenFabricacionDTO.</w:t>
       </w:r>
     </w:p>
     <w:p>
@@ -75,15 +67,7 @@
         </w:numPr>
       </w:pPr>
       <w:r>
-        <w:t xml:space="preserve">Consultar órdenes existentes a partir de su </w:t>
-      </w:r>
-      <w:proofErr w:type="spellStart"/>
-      <w:r>
-        <w:t>IdOrdenFabricacion</w:t>
-      </w:r>
-      <w:proofErr w:type="spellEnd"/>
-      <w:r>
-        <w:t>.</w:t>
+        <w:t>Consultar órdenes existentes a partir de su IdOrdenFabricacion.</w:t>
       </w:r>
     </w:p>
     <w:p>
@@ -111,7 +95,7 @@
     <w:p>
       <w:r>
         <w:pict w14:anchorId="218984C9">
-          <v:rect id="_x0000_i1481" style="width:0;height:1.5pt" o:hralign="center" o:hrstd="t" o:hr="t" fillcolor="#a0a0a0" stroked="f"/>
+          <v:rect id="_x0000_i1025" style="width:0;height:1.5pt" o:hralign="center" o:hrstd="t" o:hr="t" fillcolor="#a0a0a0" stroked="f"/>
         </w:pict>
       </w:r>
     </w:p>
@@ -173,7 +157,6 @@
       <w:r>
         <w:t>Acceso a la especificación (</w:t>
       </w:r>
-      <w:proofErr w:type="spellStart"/>
       <w:r>
         <w:rPr>
           <w:i/>
@@ -181,7 +164,6 @@
         </w:rPr>
         <w:t>swagger</w:t>
       </w:r>
-      <w:proofErr w:type="spellEnd"/>
       <w:r>
         <w:t>) del servicio.</w:t>
       </w:r>
@@ -189,7 +171,7 @@
     <w:p>
       <w:r>
         <w:pict w14:anchorId="33B7C7D8">
-          <v:rect id="_x0000_i1482" style="width:0;height:1.5pt" o:hralign="center" o:hrstd="t" o:hr="t" fillcolor="#a0a0a0" stroked="f"/>
+          <v:rect id="_x0000_i1026" style="width:0;height:1.5pt" o:hralign="center" o:hrstd="t" o:hr="t" fillcolor="#a0a0a0" stroked="f"/>
         </w:pict>
       </w:r>
     </w:p>
@@ -220,21 +202,12 @@
         <w:t>F2 – Preparación de Fabricación</w:t>
       </w:r>
       <w:r>
-        <w:t xml:space="preserve"> expone un conjunto de </w:t>
-      </w:r>
-      <w:proofErr w:type="spellStart"/>
-      <w:r>
-        <w:t>endpoints</w:t>
-      </w:r>
-      <w:proofErr w:type="spellEnd"/>
-      <w:r>
-        <w:t xml:space="preserve"> REST para administrar las órdenes de fabricación.</w:t>
+        <w:t xml:space="preserve"> expone un conjunto de endpoints REST para administrar las órdenes de fabricación.</w:t>
       </w:r>
       <w:r>
         <w:br/>
         <w:t xml:space="preserve">Una </w:t>
       </w:r>
-      <w:proofErr w:type="spellStart"/>
       <w:r>
         <w:rPr>
           <w:b/>
@@ -242,17 +215,8 @@
         </w:rPr>
         <w:t>OrdenFabricacion</w:t>
       </w:r>
-      <w:proofErr w:type="spellEnd"/>
-      <w:r>
-        <w:t xml:space="preserve"> se describe con el esquema </w:t>
-      </w:r>
-      <w:proofErr w:type="spellStart"/>
-      <w:r>
-        <w:t>OrdenFabricacionDTO</w:t>
-      </w:r>
-      <w:proofErr w:type="spellEnd"/>
-      <w:r>
-        <w:t>, que incluye:</w:t>
+      <w:r>
+        <w:t xml:space="preserve"> se describe con el esquema OrdenFabricacionDTO, que incluye:</w:t>
       </w:r>
     </w:p>
     <w:p>
@@ -262,13 +226,8 @@
           <w:numId w:val="7"/>
         </w:numPr>
       </w:pPr>
-      <w:proofErr w:type="spellStart"/>
-      <w:r>
-        <w:t>claveOrdenFabricacion</w:t>
-      </w:r>
-      <w:proofErr w:type="spellEnd"/>
-      <w:r>
-        <w:t>: clave interna de la orden.</w:t>
+      <w:r>
+        <w:t>claveOrdenFabricacion: clave interna de la orden.</w:t>
       </w:r>
     </w:p>
     <w:p>
@@ -278,13 +237,8 @@
           <w:numId w:val="7"/>
         </w:numPr>
       </w:pPr>
-      <w:proofErr w:type="spellStart"/>
-      <w:r>
-        <w:t>loteFabricacion</w:t>
-      </w:r>
-      <w:proofErr w:type="spellEnd"/>
-      <w:r>
-        <w:t>: identificador del lote.</w:t>
+      <w:r>
+        <w:t>loteFabricacion: identificador del lote.</w:t>
       </w:r>
     </w:p>
     <w:p>
@@ -294,13 +248,8 @@
           <w:numId w:val="7"/>
         </w:numPr>
       </w:pPr>
-      <w:proofErr w:type="spellStart"/>
-      <w:r>
-        <w:t>idProducto</w:t>
-      </w:r>
-      <w:proofErr w:type="spellEnd"/>
-      <w:r>
-        <w:t>: código del producto a fabricar.</w:t>
+      <w:r>
+        <w:t>idProducto: código del producto a fabricar.</w:t>
       </w:r>
     </w:p>
     <w:p>
@@ -310,28 +259,14 @@
           <w:numId w:val="7"/>
         </w:numPr>
       </w:pPr>
-      <w:proofErr w:type="spellStart"/>
-      <w:r>
-        <w:t>detalleFabricacion</w:t>
-      </w:r>
-      <w:proofErr w:type="spellEnd"/>
-      <w:r>
-        <w:t xml:space="preserve">: lista de partidas asociadas al contrato (usa </w:t>
-      </w:r>
-      <w:proofErr w:type="spellStart"/>
-      <w:r>
-        <w:t>DetalleFabricacionDTO</w:t>
-      </w:r>
-      <w:proofErr w:type="spellEnd"/>
-      <w:r>
-        <w:t>).</w:t>
+      <w:r>
+        <w:t>detalleFabricacion: lista de partidas asociadas al contrato (usa DetalleFabricacionDTO).</w:t>
       </w:r>
     </w:p>
     <w:p>
       <w:r>
         <w:t xml:space="preserve">Cada </w:t>
       </w:r>
-      <w:proofErr w:type="spellStart"/>
       <w:r>
         <w:rPr>
           <w:b/>
@@ -339,7 +274,6 @@
         </w:rPr>
         <w:t>DetalleFabricacion</w:t>
       </w:r>
-      <w:proofErr w:type="spellEnd"/>
       <w:r>
         <w:t xml:space="preserve"> contiene información como: contrato, tipo de contrato, partida, unidad de medida y cantidades.</w:t>
       </w:r>
@@ -347,7 +281,7 @@
     <w:p>
       <w:r>
         <w:pict w14:anchorId="2C7A857B">
-          <v:rect id="_x0000_i1483" style="width:0;height:1.5pt" o:hralign="center" o:hrstd="t" o:hr="t" fillcolor="#a0a0a0" stroked="f"/>
+          <v:rect id="_x0000_i1027" style="width:0;height:1.5pt" o:hralign="center" o:hrstd="t" o:hr="t" fillcolor="#a0a0a0" stroked="f"/>
         </w:pict>
       </w:r>
     </w:p>
@@ -418,29 +352,13 @@
           <w:b/>
           <w:bCs/>
         </w:rPr>
-        <w:t xml:space="preserve">Consumo del API REST – Órdenes de Fabricación (con </w:t>
-      </w:r>
-      <w:proofErr w:type="spellStart"/>
-      <w:r>
-        <w:rPr>
-          <w:b/>
-          <w:bCs/>
-        </w:rPr>
-        <w:t>Swagger</w:t>
-      </w:r>
-      <w:proofErr w:type="spellEnd"/>
-      <w:r>
-        <w:rPr>
-          <w:b/>
-          <w:bCs/>
-        </w:rPr>
-        <w:t xml:space="preserve"> UI)</w:t>
+        <w:t>Consumo del API REST – Órdenes de Fabricación (con Swagger UI)</w:t>
       </w:r>
     </w:p>
     <w:p>
       <w:r>
         <w:pict w14:anchorId="49FFAB91">
-          <v:rect id="_x0000_i1685" style="width:0;height:1.5pt" o:hralign="center" o:hrstd="t" o:hr="t" fillcolor="#a0a0a0" stroked="f"/>
+          <v:rect id="_x0000_i1028" style="width:0;height:1.5pt" o:hralign="center" o:hrstd="t" o:hr="t" fillcolor="#a0a0a0" stroked="f"/>
         </w:pict>
       </w:r>
     </w:p>
@@ -472,23 +390,7 @@
         </w:numPr>
       </w:pPr>
       <w:r>
-        <w:t xml:space="preserve">Crear órdenes de fabricación desde </w:t>
-      </w:r>
-      <w:proofErr w:type="spellStart"/>
-      <w:r>
-        <w:t>Swagger</w:t>
-      </w:r>
-      <w:proofErr w:type="spellEnd"/>
-      <w:r>
-        <w:t xml:space="preserve"> UI usando el esquema </w:t>
-      </w:r>
-      <w:proofErr w:type="spellStart"/>
-      <w:r>
-        <w:t>OrdenFabricacionDTO</w:t>
-      </w:r>
-      <w:proofErr w:type="spellEnd"/>
-      <w:r>
-        <w:t>.</w:t>
+        <w:t>Crear órdenes de fabricación desde Swagger UI usando el esquema OrdenFabricacionDTO.</w:t>
       </w:r>
     </w:p>
     <w:p>
@@ -499,15 +401,7 @@
         </w:numPr>
       </w:pPr>
       <w:r>
-        <w:t xml:space="preserve">Consultar órdenes existentes por su </w:t>
-      </w:r>
-      <w:proofErr w:type="spellStart"/>
-      <w:r>
-        <w:t>IdOrdenFabricacion</w:t>
-      </w:r>
-      <w:proofErr w:type="spellEnd"/>
-      <w:r>
-        <w:t>.</w:t>
+        <w:t>Consultar órdenes existentes por su IdOrdenFabricacion.</w:t>
       </w:r>
     </w:p>
     <w:p>
@@ -535,7 +429,7 @@
     <w:p>
       <w:r>
         <w:pict w14:anchorId="7065B9CE">
-          <v:rect id="_x0000_i1686" style="width:0;height:1.5pt" o:hralign="center" o:hrstd="t" o:hr="t" fillcolor="#a0a0a0" stroked="f"/>
+          <v:rect id="_x0000_i1029" style="width:0;height:1.5pt" o:hralign="center" o:hrstd="t" o:hr="t" fillcolor="#a0a0a0" stroked="f"/>
         </w:pict>
       </w:r>
     </w:p>
@@ -562,15 +456,7 @@
         </w:numPr>
       </w:pPr>
       <w:r>
-        <w:t xml:space="preserve">Conexión a la URL base del API con </w:t>
-      </w:r>
-      <w:proofErr w:type="spellStart"/>
-      <w:r>
-        <w:t>Swagger</w:t>
-      </w:r>
-      <w:proofErr w:type="spellEnd"/>
-      <w:r>
-        <w:t xml:space="preserve"> habilitado.</w:t>
+        <w:t>Conexión a la URL base del API con Swagger habilitado.</w:t>
       </w:r>
     </w:p>
     <w:p>
@@ -603,37 +489,13 @@
         </w:numPr>
       </w:pPr>
       <w:r>
-        <w:t xml:space="preserve">Acceso al esquema publicado en el </w:t>
-      </w:r>
-      <w:proofErr w:type="spellStart"/>
-      <w:r>
-        <w:t>Swagger</w:t>
-      </w:r>
-      <w:proofErr w:type="spellEnd"/>
-      <w:r>
-        <w:t xml:space="preserve"> (</w:t>
-      </w:r>
-      <w:proofErr w:type="spellStart"/>
-      <w:r>
-        <w:t>OrdenFabricacionDTO</w:t>
-      </w:r>
-      <w:proofErr w:type="spellEnd"/>
-      <w:r>
-        <w:t xml:space="preserve">, </w:t>
-      </w:r>
-      <w:proofErr w:type="spellStart"/>
-      <w:r>
-        <w:t>DetalleFabricacionDTO</w:t>
-      </w:r>
-      <w:proofErr w:type="spellEnd"/>
-      <w:r>
-        <w:t>).</w:t>
+        <w:t>Acceso al esquema publicado en el Swagger (OrdenFabricacionDTO, DetalleFabricacionDTO).</w:t>
       </w:r>
     </w:p>
     <w:p>
       <w:r>
         <w:pict w14:anchorId="099615C4">
-          <v:rect id="_x0000_i1687" style="width:0;height:1.5pt" o:hralign="center" o:hrstd="t" o:hr="t" fillcolor="#a0a0a0" stroked="f"/>
+          <v:rect id="_x0000_i1030" style="width:0;height:1.5pt" o:hralign="center" o:hrstd="t" o:hr="t" fillcolor="#a0a0a0" stroked="f"/>
         </w:pict>
       </w:r>
     </w:p>
@@ -664,27 +526,11 @@
         <w:t>F2 – Preparación de Fabricación</w:t>
       </w:r>
       <w:r>
-        <w:t xml:space="preserve"> expone </w:t>
-      </w:r>
-      <w:proofErr w:type="spellStart"/>
-      <w:r>
-        <w:t>endpoints</w:t>
-      </w:r>
-      <w:proofErr w:type="spellEnd"/>
-      <w:r>
-        <w:t xml:space="preserve"> REST para administrar las órdenes de fabricación.</w:t>
+        <w:t xml:space="preserve"> expone endpoints REST para administrar las órdenes de fabricación.</w:t>
       </w:r>
       <w:r>
         <w:br/>
-        <w:t xml:space="preserve">Una orden se describe con el objeto </w:t>
-      </w:r>
-      <w:proofErr w:type="spellStart"/>
-      <w:r>
-        <w:t>OrdenFabricacionDTO</w:t>
-      </w:r>
-      <w:proofErr w:type="spellEnd"/>
-      <w:r>
-        <w:t>, que incluye:</w:t>
+        <w:t>Una orden se describe con el objeto OrdenFabricacionDTO, que incluye:</w:t>
       </w:r>
     </w:p>
     <w:p>
@@ -694,11 +540,9 @@
           <w:numId w:val="23"/>
         </w:numPr>
       </w:pPr>
-      <w:proofErr w:type="spellStart"/>
       <w:r>
         <w:t>claveOrdenFabricacion</w:t>
       </w:r>
-      <w:proofErr w:type="spellEnd"/>
     </w:p>
     <w:p>
       <w:pPr>
@@ -707,11 +551,9 @@
           <w:numId w:val="23"/>
         </w:numPr>
       </w:pPr>
-      <w:proofErr w:type="spellStart"/>
       <w:r>
         <w:t>loteFabricacion</w:t>
       </w:r>
-      <w:proofErr w:type="spellEnd"/>
     </w:p>
     <w:p>
       <w:pPr>
@@ -720,11 +562,9 @@
           <w:numId w:val="23"/>
         </w:numPr>
       </w:pPr>
-      <w:proofErr w:type="spellStart"/>
       <w:r>
         <w:t>idProducto</w:t>
       </w:r>
-      <w:proofErr w:type="spellEnd"/>
     </w:p>
     <w:p>
       <w:pPr>
@@ -733,21 +573,8 @@
           <w:numId w:val="23"/>
         </w:numPr>
       </w:pPr>
-      <w:proofErr w:type="spellStart"/>
-      <w:r>
-        <w:t>detalleFabricacion</w:t>
-      </w:r>
-      <w:proofErr w:type="spellEnd"/>
-      <w:r>
-        <w:t xml:space="preserve"> (arreglo de </w:t>
-      </w:r>
-      <w:proofErr w:type="spellStart"/>
-      <w:r>
-        <w:t>DetalleFabricacionDTO</w:t>
-      </w:r>
-      <w:proofErr w:type="spellEnd"/>
-      <w:r>
-        <w:t>)</w:t>
+      <w:r>
+        <w:t>detalleFabricacion (arreglo de DetalleFabricacionDTO)</w:t>
       </w:r>
     </w:p>
     <w:p>
@@ -758,7 +585,7 @@
     <w:p>
       <w:r>
         <w:pict w14:anchorId="5DCDB27B">
-          <v:rect id="_x0000_i1688" style="width:0;height:1.5pt" o:hralign="center" o:hrstd="t" o:hr="t" fillcolor="#a0a0a0" stroked="f"/>
+          <v:rect id="_x0000_i1031" style="width:0;height:1.5pt" o:hralign="center" o:hrstd="t" o:hr="t" fillcolor="#a0a0a0" stroked="f"/>
         </w:pict>
       </w:r>
     </w:p>
@@ -780,7 +607,7 @@
     <w:p>
       <w:r>
         <w:pict w14:anchorId="3744EDF4">
-          <v:rect id="_x0000_i1689" style="width:0;height:1.5pt" o:hralign="center" o:hrstd="t" o:hr="t" fillcolor="#a0a0a0" stroked="f"/>
+          <v:rect id="_x0000_i1032" style="width:0;height:1.5pt" o:hralign="center" o:hrstd="t" o:hr="t" fillcolor="#a0a0a0" stroked="f"/>
         </w:pict>
       </w:r>
     </w:p>
@@ -811,53 +638,23 @@
           <w:b/>
           <w:bCs/>
         </w:rPr>
-        <w:t xml:space="preserve">Método y </w:t>
-      </w:r>
-      <w:proofErr w:type="spellStart"/>
+        <w:t>Método y Endpoint</w:t>
+      </w:r>
+      <w:r>
+        <w:t>:</w:t>
+      </w:r>
+      <w:r>
+        <w:br/>
+        <w:t>POST /F2_PreparacionFabricacion/OrdenFabricacion</w:t>
+      </w:r>
+    </w:p>
+    <w:p>
       <w:r>
         <w:rPr>
           <w:b/>
           <w:bCs/>
         </w:rPr>
-        <w:t>Endpoint</w:t>
-      </w:r>
-      <w:proofErr w:type="spellEnd"/>
-      <w:r>
-        <w:t>:</w:t>
-      </w:r>
-      <w:r>
-        <w:br/>
-        <w:t>POST /F2_PreparacionFabricacion/</w:t>
-      </w:r>
-      <w:proofErr w:type="spellStart"/>
-      <w:r>
-        <w:t>OrdenFabricacion</w:t>
-      </w:r>
-      <w:proofErr w:type="spellEnd"/>
-    </w:p>
-    <w:p>
-      <w:r>
-        <w:rPr>
-          <w:b/>
-          <w:bCs/>
-        </w:rPr>
-        <w:t xml:space="preserve">Pasos en </w:t>
-      </w:r>
-      <w:proofErr w:type="spellStart"/>
-      <w:r>
-        <w:rPr>
-          <w:b/>
-          <w:bCs/>
-        </w:rPr>
-        <w:t>Swagger</w:t>
-      </w:r>
-      <w:proofErr w:type="spellEnd"/>
-      <w:r>
-        <w:rPr>
-          <w:b/>
-          <w:bCs/>
-        </w:rPr>
-        <w:t xml:space="preserve"> UI:</w:t>
+        <w:t>Pasos en Swagger UI:</w:t>
       </w:r>
     </w:p>
     <w:p>
@@ -868,15 +665,7 @@
         </w:numPr>
       </w:pPr>
       <w:r>
-        <w:t xml:space="preserve">Abrir el navegador en la URL del </w:t>
-      </w:r>
-      <w:proofErr w:type="spellStart"/>
-      <w:r>
-        <w:t>Swagger</w:t>
-      </w:r>
-      <w:proofErr w:type="spellEnd"/>
-      <w:r>
-        <w:t>.</w:t>
+        <w:t>Abrir el navegador en la URL del Swagger.</w:t>
       </w:r>
     </w:p>
     <w:p>
@@ -908,69 +697,183 @@
         </w:numPr>
       </w:pPr>
       <w:r>
-        <w:t xml:space="preserve">Seleccionar el </w:t>
-      </w:r>
-      <w:proofErr w:type="spellStart"/>
-      <w:r>
-        <w:t>endpoint</w:t>
-      </w:r>
-      <w:proofErr w:type="spellEnd"/>
-      <w:r>
-        <w:t xml:space="preserve"> </w:t>
+        <w:t xml:space="preserve">Seleccionar el endpoint </w:t>
       </w:r>
       <w:r>
         <w:rPr>
           <w:b/>
           <w:bCs/>
         </w:rPr>
-        <w:t>POST /</w:t>
-      </w:r>
-      <w:proofErr w:type="spellStart"/>
+        <w:t>POST /OrdenFabricacion</w:t>
+      </w:r>
+      <w:r>
+        <w:t xml:space="preserve"> y dar clic en </w:t>
+      </w:r>
       <w:r>
         <w:rPr>
           <w:b/>
           <w:bCs/>
         </w:rPr>
-        <w:t>OrdenFabricacion</w:t>
-      </w:r>
-      <w:proofErr w:type="spellEnd"/>
-      <w:r>
-        <w:t xml:space="preserve"> y dar clic en </w:t>
+        <w:t>Try it out</w:t>
+      </w:r>
+      <w:r>
+        <w:t>.</w:t>
+      </w:r>
+    </w:p>
+    <w:p>
+      <w:pPr>
+        <w:numPr>
+          <w:ilvl w:val="0"/>
+          <w:numId w:val="25"/>
+        </w:numPr>
+      </w:pPr>
+      <w:r>
+        <w:t xml:space="preserve">En la caja </w:t>
       </w:r>
       <w:r>
         <w:rPr>
           <w:b/>
           <w:bCs/>
         </w:rPr>
-        <w:t xml:space="preserve">Try </w:t>
-      </w:r>
-      <w:proofErr w:type="spellStart"/>
-      <w:r>
-        <w:rPr>
-          <w:b/>
-          <w:bCs/>
-        </w:rPr>
-        <w:t>it</w:t>
-      </w:r>
-      <w:proofErr w:type="spellEnd"/>
-      <w:r>
-        <w:rPr>
-          <w:b/>
-          <w:bCs/>
-        </w:rPr>
-        <w:t xml:space="preserve"> </w:t>
-      </w:r>
-      <w:proofErr w:type="spellStart"/>
-      <w:r>
-        <w:rPr>
-          <w:b/>
-          <w:bCs/>
-        </w:rPr>
-        <w:t>out</w:t>
-      </w:r>
-      <w:proofErr w:type="spellEnd"/>
-      <w:r>
-        <w:t>.</w:t>
+        <w:t>Request body</w:t>
+      </w:r>
+      <w:r>
+        <w:t>, escribir el siguiente JSON:</w:t>
+      </w:r>
+    </w:p>
+    <w:p>
+      <w:pPr>
+        <w:pStyle w:val="Codigo"/>
+      </w:pPr>
+      <w:r>
+        <w:t>{</w:t>
+      </w:r>
+    </w:p>
+    <w:p>
+      <w:pPr>
+        <w:pStyle w:val="Codigo"/>
+      </w:pPr>
+      <w:r>
+        <w:lastRenderedPageBreak/>
+        <w:t xml:space="preserve">  "claveOrdenFabricacion": "OF-2025-001",</w:t>
+      </w:r>
+    </w:p>
+    <w:p>
+      <w:pPr>
+        <w:pStyle w:val="Codigo"/>
+      </w:pPr>
+      <w:r>
+        <w:t xml:space="preserve">  "loteFabricacion": "L-9001",</w:t>
+      </w:r>
+    </w:p>
+    <w:p>
+      <w:pPr>
+        <w:pStyle w:val="Codigo"/>
+      </w:pPr>
+      <w:r>
+        <w:t xml:space="preserve">  "idProducto": "P-12345",</w:t>
+      </w:r>
+    </w:p>
+    <w:p>
+      <w:pPr>
+        <w:pStyle w:val="Codigo"/>
+      </w:pPr>
+      <w:r>
+        <w:t xml:space="preserve">  "detalleFabricacion": [</w:t>
+      </w:r>
+    </w:p>
+    <w:p>
+      <w:pPr>
+        <w:pStyle w:val="Codigo"/>
+      </w:pPr>
+      <w:r>
+        <w:t xml:space="preserve">    {</w:t>
+      </w:r>
+    </w:p>
+    <w:p>
+      <w:pPr>
+        <w:pStyle w:val="Codigo"/>
+      </w:pPr>
+      <w:r>
+        <w:t xml:space="preserve">      "contratoId": "C-789",</w:t>
+      </w:r>
+    </w:p>
+    <w:p>
+      <w:pPr>
+        <w:pStyle w:val="Codigo"/>
+      </w:pPr>
+      <w:r>
+        <w:t xml:space="preserve">      "tipoContrato": "</w:t>
+      </w:r>
+      <w:r>
+        <w:t>Contrato CFE</w:t>
+      </w:r>
+      <w:r>
+        <w:t>",</w:t>
+      </w:r>
+    </w:p>
+    <w:p>
+      <w:pPr>
+        <w:pStyle w:val="Codigo"/>
+      </w:pPr>
+      <w:r>
+        <w:t xml:space="preserve">      "partidaContratoId": "PC-456",</w:t>
+      </w:r>
+    </w:p>
+    <w:p>
+      <w:pPr>
+        <w:pStyle w:val="Codigo"/>
+      </w:pPr>
+      <w:r>
+        <w:t xml:space="preserve">      "descripcionPartida": "Fabricación de transformador 50kVA",</w:t>
+      </w:r>
+    </w:p>
+    <w:p>
+      <w:pPr>
+        <w:pStyle w:val="Codigo"/>
+      </w:pPr>
+      <w:r>
+        <w:t xml:space="preserve">      "unidad": "pieza",</w:t>
+      </w:r>
+    </w:p>
+    <w:p>
+      <w:pPr>
+        <w:pStyle w:val="Codigo"/>
+      </w:pPr>
+      <w:r>
+        <w:t xml:space="preserve">      "cantidadOriginalContrato": 10,</w:t>
+      </w:r>
+    </w:p>
+    <w:p>
+      <w:pPr>
+        <w:pStyle w:val="Codigo"/>
+      </w:pPr>
+      <w:r>
+        <w:t xml:space="preserve">      "cantidadAFabricar": 5</w:t>
+      </w:r>
+    </w:p>
+    <w:p>
+      <w:pPr>
+        <w:pStyle w:val="Codigo"/>
+      </w:pPr>
+      <w:r>
+        <w:t xml:space="preserve">    }</w:t>
+      </w:r>
+    </w:p>
+    <w:p>
+      <w:pPr>
+        <w:pStyle w:val="Codigo"/>
+      </w:pPr>
+      <w:r>
+        <w:t xml:space="preserve">  ]</w:t>
+      </w:r>
+    </w:p>
+    <w:p>
+      <w:pPr>
+        <w:pStyle w:val="Codigo"/>
+      </w:pPr>
+      <w:r>
+        <w:t>}</w:t>
       </w:r>
     </w:p>
     <w:p>
@@ -981,257 +884,8 @@
         </w:numPr>
       </w:pPr>
       <w:r>
-        <w:t xml:space="preserve">En la caja </w:t>
-      </w:r>
-      <w:proofErr w:type="spellStart"/>
-      <w:r>
-        <w:rPr>
-          <w:b/>
-          <w:bCs/>
-        </w:rPr>
-        <w:t>Request</w:t>
-      </w:r>
-      <w:proofErr w:type="spellEnd"/>
-      <w:r>
-        <w:rPr>
-          <w:b/>
-          <w:bCs/>
-        </w:rPr>
-        <w:t xml:space="preserve"> </w:t>
-      </w:r>
-      <w:proofErr w:type="spellStart"/>
-      <w:r>
-        <w:rPr>
-          <w:b/>
-          <w:bCs/>
-        </w:rPr>
-        <w:t>body</w:t>
-      </w:r>
-      <w:proofErr w:type="spellEnd"/>
-      <w:r>
-        <w:t>, escribir el siguiente JSON:</w:t>
-      </w:r>
-    </w:p>
-    <w:p>
-      <w:pPr>
-        <w:pStyle w:val="Codigo"/>
-      </w:pPr>
-      <w:r>
-        <w:t>{</w:t>
-      </w:r>
-    </w:p>
-    <w:p>
-      <w:pPr>
-        <w:pStyle w:val="Codigo"/>
-      </w:pPr>
-      <w:r>
-        <w:lastRenderedPageBreak/>
-        <w:t xml:space="preserve">  "</w:t>
-      </w:r>
-      <w:proofErr w:type="spellStart"/>
-      <w:r>
-        <w:t>claveOrdenFabricacion</w:t>
-      </w:r>
-      <w:proofErr w:type="spellEnd"/>
-      <w:r>
-        <w:t>": "OF-2025-001",</w:t>
-      </w:r>
-    </w:p>
-    <w:p>
-      <w:pPr>
-        <w:pStyle w:val="Codigo"/>
-      </w:pPr>
-      <w:r>
-        <w:t xml:space="preserve">  "</w:t>
-      </w:r>
-      <w:proofErr w:type="spellStart"/>
-      <w:r>
-        <w:t>loteFabricacion</w:t>
-      </w:r>
-      <w:proofErr w:type="spellEnd"/>
-      <w:r>
-        <w:t>": "L-9001",</w:t>
-      </w:r>
-    </w:p>
-    <w:p>
-      <w:pPr>
-        <w:pStyle w:val="Codigo"/>
-      </w:pPr>
-      <w:r>
-        <w:t xml:space="preserve">  "</w:t>
-      </w:r>
-      <w:proofErr w:type="spellStart"/>
-      <w:r>
-        <w:t>idProducto</w:t>
-      </w:r>
-      <w:proofErr w:type="spellEnd"/>
-      <w:r>
-        <w:t>": "P-12345",</w:t>
-      </w:r>
-    </w:p>
-    <w:p>
-      <w:pPr>
-        <w:pStyle w:val="Codigo"/>
-      </w:pPr>
-      <w:r>
-        <w:t xml:space="preserve">  "</w:t>
-      </w:r>
-      <w:proofErr w:type="spellStart"/>
-      <w:r>
-        <w:t>detalleFabricacion</w:t>
-      </w:r>
-      <w:proofErr w:type="spellEnd"/>
-      <w:r>
-        <w:t>": [</w:t>
-      </w:r>
-    </w:p>
-    <w:p>
-      <w:pPr>
-        <w:pStyle w:val="Codigo"/>
-      </w:pPr>
-      <w:r>
-        <w:t xml:space="preserve">    {</w:t>
-      </w:r>
-    </w:p>
-    <w:p>
-      <w:pPr>
-        <w:pStyle w:val="Codigo"/>
-      </w:pPr>
-      <w:r>
-        <w:t xml:space="preserve">      "</w:t>
-      </w:r>
-      <w:proofErr w:type="spellStart"/>
-      <w:r>
-        <w:t>contratoId</w:t>
-      </w:r>
-      <w:proofErr w:type="spellEnd"/>
-      <w:r>
-        <w:t>": "C-789",</w:t>
-      </w:r>
-    </w:p>
-    <w:p>
-      <w:pPr>
-        <w:pStyle w:val="Codigo"/>
-      </w:pPr>
-      <w:r>
-        <w:t xml:space="preserve">      "</w:t>
-      </w:r>
-      <w:proofErr w:type="spellStart"/>
-      <w:r>
-        <w:t>tipoContrato</w:t>
-      </w:r>
-      <w:proofErr w:type="spellEnd"/>
-      <w:r>
-        <w:t>": "Suministro",</w:t>
-      </w:r>
-    </w:p>
-    <w:p>
-      <w:pPr>
-        <w:pStyle w:val="Codigo"/>
-      </w:pPr>
-      <w:r>
-        <w:t xml:space="preserve">      "</w:t>
-      </w:r>
-      <w:proofErr w:type="spellStart"/>
-      <w:r>
-        <w:t>partidaContratoId</w:t>
-      </w:r>
-      <w:proofErr w:type="spellEnd"/>
-      <w:r>
-        <w:t>": "PC-456",</w:t>
-      </w:r>
-    </w:p>
-    <w:p>
-      <w:pPr>
-        <w:pStyle w:val="Codigo"/>
-      </w:pPr>
-      <w:r>
-        <w:t xml:space="preserve">      "</w:t>
-      </w:r>
-      <w:proofErr w:type="spellStart"/>
-      <w:r>
-        <w:t>descripcionPartida</w:t>
-      </w:r>
-      <w:proofErr w:type="spellEnd"/>
-      <w:r>
-        <w:t>": "Fabricación de transformador 50kVA",</w:t>
-      </w:r>
-    </w:p>
-    <w:p>
-      <w:pPr>
-        <w:pStyle w:val="Codigo"/>
-      </w:pPr>
-      <w:r>
-        <w:t xml:space="preserve">      "unidad": "pieza",</w:t>
-      </w:r>
-    </w:p>
-    <w:p>
-      <w:pPr>
-        <w:pStyle w:val="Codigo"/>
-      </w:pPr>
-      <w:r>
-        <w:t xml:space="preserve">      "</w:t>
-      </w:r>
-      <w:proofErr w:type="spellStart"/>
-      <w:r>
-        <w:t>cantidadOriginalContrato</w:t>
-      </w:r>
-      <w:proofErr w:type="spellEnd"/>
-      <w:r>
-        <w:t>": 10,</w:t>
-      </w:r>
-    </w:p>
-    <w:p>
-      <w:pPr>
-        <w:pStyle w:val="Codigo"/>
-      </w:pPr>
-      <w:r>
-        <w:t xml:space="preserve">      "</w:t>
-      </w:r>
-      <w:proofErr w:type="spellStart"/>
-      <w:r>
-        <w:t>cantidadAFabricar</w:t>
-      </w:r>
-      <w:proofErr w:type="spellEnd"/>
-      <w:r>
-        <w:t>": 5</w:t>
-      </w:r>
-    </w:p>
-    <w:p>
-      <w:pPr>
-        <w:pStyle w:val="Codigo"/>
-      </w:pPr>
-      <w:r>
-        <w:t xml:space="preserve">    }</w:t>
-      </w:r>
-    </w:p>
-    <w:p>
-      <w:pPr>
-        <w:pStyle w:val="Codigo"/>
-      </w:pPr>
-      <w:r>
-        <w:t xml:space="preserve">  ]</w:t>
-      </w:r>
-    </w:p>
-    <w:p>
-      <w:pPr>
-        <w:pStyle w:val="Codigo"/>
-      </w:pPr>
-      <w:r>
-        <w:t>}</w:t>
-      </w:r>
-    </w:p>
-    <w:p>
-      <w:pPr>
-        <w:numPr>
-          <w:ilvl w:val="0"/>
-          <w:numId w:val="25"/>
-        </w:numPr>
-      </w:pPr>
-      <w:r>
         <w:t xml:space="preserve">Dar clic en </w:t>
       </w:r>
-      <w:proofErr w:type="spellStart"/>
       <w:r>
         <w:rPr>
           <w:b/>
@@ -1239,7 +893,6 @@
         </w:rPr>
         <w:t>Execute</w:t>
       </w:r>
-      <w:proofErr w:type="spellEnd"/>
       <w:r>
         <w:t>.</w:t>
       </w:r>
@@ -1289,7 +942,7 @@
     <w:p>
       <w:r>
         <w:pict w14:anchorId="6A69783D">
-          <v:rect id="_x0000_i1690" style="width:0;height:1.5pt" o:hralign="center" o:hrstd="t" o:hr="t" fillcolor="#a0a0a0" stroked="f"/>
+          <v:rect id="_x0000_i1033" style="width:0;height:1.5pt" o:hralign="center" o:hrstd="t" o:hr="t" fillcolor="#a0a0a0" stroked="f"/>
         </w:pict>
       </w:r>
     </w:p>
@@ -1320,122 +973,41 @@
           <w:b/>
           <w:bCs/>
         </w:rPr>
-        <w:t xml:space="preserve">Método y </w:t>
-      </w:r>
-      <w:proofErr w:type="spellStart"/>
+        <w:t>Método y Endpoint</w:t>
+      </w:r>
+      <w:r>
+        <w:t>:</w:t>
+      </w:r>
+      <w:r>
+        <w:br/>
+        <w:t>GET /F2_PreparacionFabricacion/OrdenFabricacion/{IdOrdenFabricacion}</w:t>
+      </w:r>
+    </w:p>
+    <w:p>
       <w:r>
         <w:rPr>
           <w:b/>
           <w:bCs/>
         </w:rPr>
-        <w:t>Endpoint</w:t>
-      </w:r>
-      <w:proofErr w:type="spellEnd"/>
-      <w:r>
-        <w:t>:</w:t>
-      </w:r>
-      <w:r>
-        <w:br/>
-        <w:t>GET /F2_PreparacionFabricacion/</w:t>
-      </w:r>
-      <w:proofErr w:type="spellStart"/>
-      <w:r>
-        <w:t>OrdenFabricacion</w:t>
-      </w:r>
-      <w:proofErr w:type="spellEnd"/>
-      <w:r>
-        <w:t>/{</w:t>
-      </w:r>
-      <w:proofErr w:type="spellStart"/>
-      <w:r>
-        <w:t>IdOrdenFabricacion</w:t>
-      </w:r>
-      <w:proofErr w:type="spellEnd"/>
-      <w:r>
-        <w:t>}</w:t>
-      </w:r>
-    </w:p>
-    <w:p>
+        <w:t>Pasos en Swagger UI:</w:t>
+      </w:r>
+    </w:p>
+    <w:p>
+      <w:pPr>
+        <w:numPr>
+          <w:ilvl w:val="0"/>
+          <w:numId w:val="28"/>
+        </w:numPr>
+      </w:pPr>
+      <w:r>
+        <w:t xml:space="preserve">Seleccionar el endpoint </w:t>
+      </w:r>
       <w:r>
         <w:rPr>
           <w:b/>
           <w:bCs/>
         </w:rPr>
-        <w:t xml:space="preserve">Pasos en </w:t>
-      </w:r>
-      <w:proofErr w:type="spellStart"/>
-      <w:r>
-        <w:rPr>
-          <w:b/>
-          <w:bCs/>
-        </w:rPr>
-        <w:t>Swagger</w:t>
-      </w:r>
-      <w:proofErr w:type="spellEnd"/>
-      <w:r>
-        <w:rPr>
-          <w:b/>
-          <w:bCs/>
-        </w:rPr>
-        <w:t xml:space="preserve"> UI:</w:t>
-      </w:r>
-    </w:p>
-    <w:p>
-      <w:pPr>
-        <w:numPr>
-          <w:ilvl w:val="0"/>
-          <w:numId w:val="28"/>
-        </w:numPr>
-      </w:pPr>
-      <w:r>
-        <w:t xml:space="preserve">Seleccionar el </w:t>
-      </w:r>
-      <w:proofErr w:type="spellStart"/>
-      <w:r>
-        <w:t>endpoint</w:t>
-      </w:r>
-      <w:proofErr w:type="spellEnd"/>
-      <w:r>
-        <w:t xml:space="preserve"> </w:t>
-      </w:r>
-      <w:r>
-        <w:rPr>
-          <w:b/>
-          <w:bCs/>
-        </w:rPr>
-        <w:t>GET /</w:t>
-      </w:r>
-      <w:proofErr w:type="spellStart"/>
-      <w:r>
-        <w:rPr>
-          <w:b/>
-          <w:bCs/>
-        </w:rPr>
-        <w:t>OrdenFabricacion</w:t>
-      </w:r>
-      <w:proofErr w:type="spellEnd"/>
-      <w:r>
-        <w:rPr>
-          <w:b/>
-          <w:bCs/>
-        </w:rPr>
-        <w:t>/{</w:t>
-      </w:r>
-      <w:proofErr w:type="spellStart"/>
-      <w:r>
-        <w:rPr>
-          <w:b/>
-          <w:bCs/>
-        </w:rPr>
-        <w:t>IdOrdenFabricacion</w:t>
-      </w:r>
-      <w:proofErr w:type="spellEnd"/>
-      <w:r>
-        <w:rPr>
-          <w:b/>
-          <w:bCs/>
-        </w:rPr>
-        <w:t>}</w:t>
+        <w:t>GET /OrdenFabricacion/{IdOrdenFabricacion}</w:t>
       </w:r>
       <w:r>
         <w:t>.</w:t>
@@ -1455,35 +1027,7 @@
         <w:rPr>
           <w:lang w:val="en-US"/>
         </w:rPr>
-        <w:t xml:space="preserve">Dar </w:t>
-      </w:r>
-      <w:proofErr w:type="spellStart"/>
-      <w:r>
-        <w:rPr>
-          <w:lang w:val="en-US"/>
-        </w:rPr>
-        <w:t>clic</w:t>
-      </w:r>
-      <w:proofErr w:type="spellEnd"/>
-      <w:r>
-        <w:rPr>
-          <w:lang w:val="en-US"/>
-        </w:rPr>
-        <w:t xml:space="preserve"> </w:t>
-      </w:r>
-      <w:proofErr w:type="spellStart"/>
-      <w:r>
-        <w:rPr>
-          <w:lang w:val="en-US"/>
-        </w:rPr>
-        <w:t>en</w:t>
-      </w:r>
-      <w:proofErr w:type="spellEnd"/>
-      <w:r>
-        <w:rPr>
-          <w:lang w:val="en-US"/>
-        </w:rPr>
-        <w:t xml:space="preserve"> </w:t>
+        <w:t xml:space="preserve">Dar clic en </w:t>
       </w:r>
       <w:r>
         <w:rPr>
@@ -1508,15 +1052,7 @@
         </w:numPr>
       </w:pPr>
       <w:r>
-        <w:t xml:space="preserve">En el campo </w:t>
-      </w:r>
-      <w:proofErr w:type="spellStart"/>
-      <w:r>
-        <w:t>IdOrdenFabricacion</w:t>
-      </w:r>
-      <w:proofErr w:type="spellEnd"/>
-      <w:r>
-        <w:t>, ingresar el Id obtenido en el ejercicio anterior.</w:t>
+        <w:t>En el campo IdOrdenFabricacion, ingresar el Id obtenido en el ejercicio anterior.</w:t>
       </w:r>
     </w:p>
     <w:p>
@@ -1529,7 +1065,6 @@
       <w:r>
         <w:t xml:space="preserve">Dar clic en </w:t>
       </w:r>
-      <w:proofErr w:type="spellStart"/>
       <w:r>
         <w:rPr>
           <w:b/>
@@ -1537,7 +1072,6 @@
         </w:rPr>
         <w:t>Execute</w:t>
       </w:r>
-      <w:proofErr w:type="spellEnd"/>
       <w:r>
         <w:t>.</w:t>
       </w:r>
@@ -1550,15 +1084,7 @@
         </w:numPr>
       </w:pPr>
       <w:r>
-        <w:t xml:space="preserve">Revisar el JSON de respuesta y validar que incluya el arreglo </w:t>
-      </w:r>
-      <w:proofErr w:type="spellStart"/>
-      <w:r>
-        <w:t>detalleFabricacion</w:t>
-      </w:r>
-      <w:proofErr w:type="spellEnd"/>
-      <w:r>
-        <w:t>.</w:t>
+        <w:t>Revisar el JSON de respuesta y validar que incluya el arreglo detalleFabricacion.</w:t>
       </w:r>
     </w:p>
     <w:p>
@@ -1588,19 +1114,14 @@
           <w:numId w:val="29"/>
         </w:numPr>
       </w:pPr>
-      <w:proofErr w:type="gramStart"/>
-      <w:r>
-        <w:t>Cantidad a fabricar</w:t>
-      </w:r>
-      <w:proofErr w:type="gramEnd"/>
-      <w:r>
-        <w:t>: ____________________</w:t>
+      <w:r>
+        <w:t>Cantidad a fabricar: ____________________</w:t>
       </w:r>
     </w:p>
     <w:p>
       <w:r>
         <w:pict w14:anchorId="6B36AAC1">
-          <v:rect id="_x0000_i1691" style="width:0;height:1.5pt" o:hralign="center" o:hrstd="t" o:hr="t" fillcolor="#a0a0a0" stroked="f"/>
+          <v:rect id="_x0000_i1034" style="width:0;height:1.5pt" o:hralign="center" o:hrstd="t" o:hr="t" fillcolor="#a0a0a0" stroked="f"/>
         </w:pict>
       </w:r>
     </w:p>
@@ -1631,89 +1152,42 @@
           <w:b/>
           <w:bCs/>
         </w:rPr>
-        <w:t xml:space="preserve">Método y </w:t>
-      </w:r>
-      <w:proofErr w:type="spellStart"/>
+        <w:t>Método y Endpoint</w:t>
+      </w:r>
+      <w:r>
+        <w:t>:</w:t>
+      </w:r>
+      <w:r>
+        <w:br/>
+        <w:t>PUT /F2_PreparacionFabricacion/OrdenFabricacion</w:t>
+      </w:r>
+    </w:p>
+    <w:p>
       <w:r>
         <w:rPr>
           <w:b/>
           <w:bCs/>
         </w:rPr>
-        <w:t>Endpoint</w:t>
-      </w:r>
-      <w:proofErr w:type="spellEnd"/>
-      <w:r>
-        <w:t>:</w:t>
-      </w:r>
-      <w:r>
-        <w:br/>
-        <w:t>PUT /F2_PreparacionFabricacion/</w:t>
-      </w:r>
-      <w:proofErr w:type="spellStart"/>
-      <w:r>
-        <w:t>OrdenFabricacion</w:t>
-      </w:r>
-      <w:proofErr w:type="spellEnd"/>
-    </w:p>
-    <w:p>
+        <w:t>Pasos en Swagger UI:</w:t>
+      </w:r>
+    </w:p>
+    <w:p>
+      <w:pPr>
+        <w:numPr>
+          <w:ilvl w:val="0"/>
+          <w:numId w:val="31"/>
+        </w:numPr>
+      </w:pPr>
+      <w:r>
+        <w:t xml:space="preserve">Seleccionar el endpoint </w:t>
+      </w:r>
       <w:r>
         <w:rPr>
           <w:b/>
           <w:bCs/>
         </w:rPr>
-        <w:t xml:space="preserve">Pasos en </w:t>
-      </w:r>
-      <w:proofErr w:type="spellStart"/>
-      <w:r>
-        <w:rPr>
-          <w:b/>
-          <w:bCs/>
-        </w:rPr>
-        <w:t>Swagger</w:t>
-      </w:r>
-      <w:proofErr w:type="spellEnd"/>
-      <w:r>
-        <w:rPr>
-          <w:b/>
-          <w:bCs/>
-        </w:rPr>
-        <w:t xml:space="preserve"> UI:</w:t>
-      </w:r>
-    </w:p>
-    <w:p>
-      <w:pPr>
-        <w:numPr>
-          <w:ilvl w:val="0"/>
-          <w:numId w:val="31"/>
-        </w:numPr>
-      </w:pPr>
-      <w:r>
-        <w:t xml:space="preserve">Seleccionar el </w:t>
-      </w:r>
-      <w:proofErr w:type="spellStart"/>
-      <w:r>
-        <w:t>endpoint</w:t>
-      </w:r>
-      <w:proofErr w:type="spellEnd"/>
-      <w:r>
-        <w:t xml:space="preserve"> </w:t>
-      </w:r>
-      <w:r>
-        <w:rPr>
-          <w:b/>
-          <w:bCs/>
-        </w:rPr>
-        <w:t>PUT /</w:t>
-      </w:r>
-      <w:proofErr w:type="spellStart"/>
-      <w:r>
-        <w:rPr>
-          <w:b/>
-          <w:bCs/>
-        </w:rPr>
-        <w:t>OrdenFabricacion</w:t>
-      </w:r>
-      <w:proofErr w:type="spellEnd"/>
+        <w:t>PUT /OrdenFabricacion</w:t>
+      </w:r>
       <w:r>
         <w:t>.</w:t>
       </w:r>
@@ -1732,35 +1206,7 @@
         <w:rPr>
           <w:lang w:val="en-US"/>
         </w:rPr>
-        <w:t xml:space="preserve">Dar </w:t>
-      </w:r>
-      <w:proofErr w:type="spellStart"/>
-      <w:r>
-        <w:rPr>
-          <w:lang w:val="en-US"/>
-        </w:rPr>
-        <w:t>clic</w:t>
-      </w:r>
-      <w:proofErr w:type="spellEnd"/>
-      <w:r>
-        <w:rPr>
-          <w:lang w:val="en-US"/>
-        </w:rPr>
-        <w:t xml:space="preserve"> </w:t>
-      </w:r>
-      <w:proofErr w:type="spellStart"/>
-      <w:r>
-        <w:rPr>
-          <w:lang w:val="en-US"/>
-        </w:rPr>
-        <w:t>en</w:t>
-      </w:r>
-      <w:proofErr w:type="spellEnd"/>
-      <w:r>
-        <w:rPr>
-          <w:lang w:val="en-US"/>
-        </w:rPr>
-        <w:t xml:space="preserve"> </w:t>
+        <w:t xml:space="preserve">Dar clic en </w:t>
       </w:r>
       <w:r>
         <w:rPr>
@@ -1785,15 +1231,7 @@
         </w:numPr>
       </w:pPr>
       <w:r>
-        <w:t xml:space="preserve">Editar el cuerpo JSON con el mismo </w:t>
-      </w:r>
-      <w:proofErr w:type="spellStart"/>
-      <w:r>
-        <w:t>claveOrdenFabricacion</w:t>
-      </w:r>
-      <w:proofErr w:type="spellEnd"/>
-      <w:r>
-        <w:t>, pero cambiando algunos valores:</w:t>
+        <w:t>Editar el cuerpo JSON con el mismo claveOrdenFabricacion, pero cambiando algunos valores:</w:t>
       </w:r>
     </w:p>
     <w:p>
@@ -1809,15 +1247,7 @@
         <w:pStyle w:val="Codigo"/>
       </w:pPr>
       <w:r>
-        <w:t xml:space="preserve">  "</w:t>
-      </w:r>
-      <w:proofErr w:type="spellStart"/>
-      <w:r>
-        <w:t>claveOrdenFabricacion</w:t>
-      </w:r>
-      <w:proofErr w:type="spellEnd"/>
-      <w:r>
-        <w:t>": "OF-2025-001",</w:t>
+        <w:t xml:space="preserve">  "claveOrdenFabricacion": "OF-2025-001",</w:t>
       </w:r>
     </w:p>
     <w:p>
@@ -1825,15 +1255,7 @@
         <w:pStyle w:val="Codigo"/>
       </w:pPr>
       <w:r>
-        <w:t xml:space="preserve">  "</w:t>
-      </w:r>
-      <w:proofErr w:type="spellStart"/>
-      <w:r>
-        <w:t>loteFabricacion</w:t>
-      </w:r>
-      <w:proofErr w:type="spellEnd"/>
-      <w:r>
-        <w:t>": "L-9001",</w:t>
+        <w:t xml:space="preserve">  "loteFabricacion": "L-9001",</w:t>
       </w:r>
     </w:p>
     <w:p>
@@ -1842,15 +1264,7 @@
       </w:pPr>
       <w:r>
         <w:lastRenderedPageBreak/>
-        <w:t xml:space="preserve">  "</w:t>
-      </w:r>
-      <w:proofErr w:type="spellStart"/>
-      <w:r>
-        <w:t>idProducto</w:t>
-      </w:r>
-      <w:proofErr w:type="spellEnd"/>
-      <w:r>
-        <w:t>": "P-12345",</w:t>
+        <w:t xml:space="preserve">  "idProducto": "P-12345",</w:t>
       </w:r>
     </w:p>
     <w:p>
@@ -1858,15 +1272,7 @@
         <w:pStyle w:val="Codigo"/>
       </w:pPr>
       <w:r>
-        <w:t xml:space="preserve">  "</w:t>
-      </w:r>
-      <w:proofErr w:type="spellStart"/>
-      <w:r>
-        <w:t>detalleFabricacion</w:t>
-      </w:r>
-      <w:proofErr w:type="spellEnd"/>
-      <w:r>
-        <w:t>": [</w:t>
+        <w:t xml:space="preserve">  "detalleFabricacion": [</w:t>
       </w:r>
     </w:p>
     <w:p>
@@ -1882,15 +1288,7 @@
         <w:pStyle w:val="Codigo"/>
       </w:pPr>
       <w:r>
-        <w:t xml:space="preserve">      "</w:t>
-      </w:r>
-      <w:proofErr w:type="spellStart"/>
-      <w:r>
-        <w:t>contratoId</w:t>
-      </w:r>
-      <w:proofErr w:type="spellEnd"/>
-      <w:r>
-        <w:t>": "C-789",</w:t>
+        <w:t xml:space="preserve">      "contratoId": "C-789",</w:t>
       </w:r>
     </w:p>
     <w:p>
@@ -1898,15 +1296,13 @@
         <w:pStyle w:val="Codigo"/>
       </w:pPr>
       <w:r>
-        <w:t xml:space="preserve">      "</w:t>
-      </w:r>
-      <w:proofErr w:type="spellStart"/>
-      <w:r>
-        <w:t>tipoContrato</w:t>
-      </w:r>
-      <w:proofErr w:type="spellEnd"/>
-      <w:r>
-        <w:t>": "Suministro",</w:t>
+        <w:t xml:space="preserve">      "tipoContrato": "</w:t>
+      </w:r>
+      <w:r>
+        <w:t>Contrato CFE</w:t>
+      </w:r>
+      <w:r>
+        <w:t>",</w:t>
       </w:r>
     </w:p>
     <w:p>
@@ -1914,15 +1310,7 @@
         <w:pStyle w:val="Codigo"/>
       </w:pPr>
       <w:r>
-        <w:t xml:space="preserve">      "</w:t>
-      </w:r>
-      <w:proofErr w:type="spellStart"/>
-      <w:r>
-        <w:t>partidaContratoId</w:t>
-      </w:r>
-      <w:proofErr w:type="spellEnd"/>
-      <w:r>
-        <w:t>": "PC-456",</w:t>
+        <w:t xml:space="preserve">      "partidaContratoId": "PC-456",</w:t>
       </w:r>
     </w:p>
     <w:p>
@@ -1930,15 +1318,7 @@
         <w:pStyle w:val="Codigo"/>
       </w:pPr>
       <w:r>
-        <w:t xml:space="preserve">      "</w:t>
-      </w:r>
-      <w:proofErr w:type="spellStart"/>
-      <w:r>
-        <w:t>descripcionPartida</w:t>
-      </w:r>
-      <w:proofErr w:type="spellEnd"/>
-      <w:r>
-        <w:t>": "Fabricación de transformador 75kVA",</w:t>
+        <w:t xml:space="preserve">      "descripcionPartida": "Fabricación de transformador 75kVA",</w:t>
       </w:r>
     </w:p>
     <w:p>
@@ -1954,15 +1334,7 @@
         <w:pStyle w:val="Codigo"/>
       </w:pPr>
       <w:r>
-        <w:t xml:space="preserve">      "</w:t>
-      </w:r>
-      <w:proofErr w:type="spellStart"/>
-      <w:r>
-        <w:t>cantidadOriginalContrato</w:t>
-      </w:r>
-      <w:proofErr w:type="spellEnd"/>
-      <w:r>
-        <w:t>": 10,</w:t>
+        <w:t xml:space="preserve">      "cantidadOriginalContrato": 10,</w:t>
       </w:r>
     </w:p>
     <w:p>
@@ -1970,15 +1342,7 @@
         <w:pStyle w:val="Codigo"/>
       </w:pPr>
       <w:r>
-        <w:t xml:space="preserve">      "</w:t>
-      </w:r>
-      <w:proofErr w:type="spellStart"/>
-      <w:r>
-        <w:t>cantidadAFabricar</w:t>
-      </w:r>
-      <w:proofErr w:type="spellEnd"/>
-      <w:r>
-        <w:t>": 7</w:t>
+        <w:t xml:space="preserve">      "cantidadAFabricar": 7</w:t>
       </w:r>
     </w:p>
     <w:p>
@@ -2015,7 +1379,6 @@
       <w:r>
         <w:t xml:space="preserve">Dar clic en </w:t>
       </w:r>
-      <w:proofErr w:type="spellStart"/>
       <w:r>
         <w:rPr>
           <w:b/>
@@ -2023,7 +1386,6 @@
         </w:rPr>
         <w:t>Execute</w:t>
       </w:r>
-      <w:proofErr w:type="spellEnd"/>
       <w:r>
         <w:t>.</w:t>
       </w:r>
@@ -2073,7 +1435,7 @@
     <w:p>
       <w:r>
         <w:pict w14:anchorId="2B418BDA">
-          <v:rect id="_x0000_i1692" style="width:0;height:1.5pt" o:hralign="center" o:hrstd="t" o:hr="t" fillcolor="#a0a0a0" stroked="f"/>
+          <v:rect id="_x0000_i1035" style="width:0;height:1.5pt" o:hralign="center" o:hrstd="t" o:hr="t" fillcolor="#a0a0a0" stroked="f"/>
         </w:pict>
       </w:r>
     </w:p>
@@ -2098,23 +1460,7 @@
           <w:b/>
           <w:bCs/>
         </w:rPr>
-        <w:t xml:space="preserve">Casos de prueba en </w:t>
-      </w:r>
-      <w:proofErr w:type="spellStart"/>
-      <w:r>
-        <w:rPr>
-          <w:b/>
-          <w:bCs/>
-        </w:rPr>
-        <w:t>Swagger</w:t>
-      </w:r>
-      <w:proofErr w:type="spellEnd"/>
-      <w:r>
-        <w:rPr>
-          <w:b/>
-          <w:bCs/>
-        </w:rPr>
-        <w:t xml:space="preserve"> UI:</w:t>
+        <w:t>Casos de prueba en Swagger UI:</w:t>
       </w:r>
     </w:p>
     <w:p>
@@ -2125,31 +1471,7 @@
         </w:numPr>
       </w:pPr>
       <w:r>
-        <w:t xml:space="preserve">En el </w:t>
-      </w:r>
-      <w:proofErr w:type="spellStart"/>
-      <w:r>
-        <w:t>endpoint</w:t>
-      </w:r>
-      <w:proofErr w:type="spellEnd"/>
-      <w:r>
-        <w:t xml:space="preserve"> GET /</w:t>
-      </w:r>
-      <w:proofErr w:type="spellStart"/>
-      <w:r>
-        <w:t>OrdenFabricacion</w:t>
-      </w:r>
-      <w:proofErr w:type="spellEnd"/>
-      <w:r>
-        <w:t>/{</w:t>
-      </w:r>
-      <w:proofErr w:type="spellStart"/>
-      <w:r>
-        <w:t>IdOrdenFabricacion</w:t>
-      </w:r>
-      <w:proofErr w:type="spellEnd"/>
-      <w:r>
-        <w:t>}, ingresar un Id inexistente (ej. 99999).</w:t>
+        <w:t>En el endpoint GET /OrdenFabricacion/{IdOrdenFabricacion}, ingresar un Id inexistente (ej. 99999).</w:t>
       </w:r>
     </w:p>
     <w:p>
@@ -2160,39 +1482,7 @@
         </w:numPr>
       </w:pPr>
       <w:r>
-        <w:t xml:space="preserve">En el </w:t>
-      </w:r>
-      <w:proofErr w:type="spellStart"/>
-      <w:r>
-        <w:t>endpoint</w:t>
-      </w:r>
-      <w:proofErr w:type="spellEnd"/>
-      <w:r>
-        <w:t xml:space="preserve"> POST /</w:t>
-      </w:r>
-      <w:proofErr w:type="spellStart"/>
-      <w:r>
-        <w:t>OrdenFabricacion</w:t>
-      </w:r>
-      <w:proofErr w:type="spellEnd"/>
-      <w:r>
-        <w:t xml:space="preserve">, enviar un JSON sin </w:t>
-      </w:r>
-      <w:proofErr w:type="spellStart"/>
-      <w:r>
-        <w:t>detalleFabricacion</w:t>
-      </w:r>
-      <w:proofErr w:type="spellEnd"/>
-      <w:r>
-        <w:t xml:space="preserve"> o con </w:t>
-      </w:r>
-      <w:proofErr w:type="spellStart"/>
-      <w:r>
-        <w:t>cantidadAFabricar</w:t>
-      </w:r>
-      <w:proofErr w:type="spellEnd"/>
-      <w:r>
-        <w:t xml:space="preserve"> = -5.</w:t>
+        <w:t>En el endpoint POST /OrdenFabricacion, enviar un JSON sin detalleFabricacion o con cantidadAFabricar = -5.</w:t>
       </w:r>
     </w:p>
     <w:p>
@@ -2229,7 +1519,7 @@
     <w:p>
       <w:r>
         <w:pict w14:anchorId="0C9EE6AA">
-          <v:rect id="_x0000_i1693" style="width:0;height:1.5pt" o:hralign="center" o:hrstd="t" o:hr="t" fillcolor="#a0a0a0" stroked="f"/>
+          <v:rect id="_x0000_i1036" style="width:0;height:1.5pt" o:hralign="center" o:hrstd="t" o:hr="t" fillcolor="#a0a0a0" stroked="f"/>
         </w:pict>
       </w:r>
     </w:p>
@@ -2256,15 +1546,7 @@
         </w:numPr>
       </w:pPr>
       <w:r>
-        <w:t xml:space="preserve">¿Qué papel cumple el arreglo </w:t>
-      </w:r>
-      <w:proofErr w:type="spellStart"/>
-      <w:r>
-        <w:t>detalleFabricacion</w:t>
-      </w:r>
-      <w:proofErr w:type="spellEnd"/>
-      <w:r>
-        <w:t xml:space="preserve"> en una orden?</w:t>
+        <w:t>¿Qué papel cumple el arreglo detalleFabricacion en una orden?</w:t>
       </w:r>
     </w:p>
     <w:p>
@@ -2275,23 +1557,7 @@
         </w:numPr>
       </w:pPr>
       <w:r>
-        <w:t xml:space="preserve">¿Qué diferencias </w:t>
-      </w:r>
-      <w:proofErr w:type="spellStart"/>
-      <w:r>
-        <w:t>encontraste</w:t>
-      </w:r>
-      <w:proofErr w:type="spellEnd"/>
-      <w:r>
-        <w:t xml:space="preserve"> entre POST y PUT en </w:t>
-      </w:r>
-      <w:proofErr w:type="spellStart"/>
-      <w:r>
-        <w:t>Swagger</w:t>
-      </w:r>
-      <w:proofErr w:type="spellEnd"/>
-      <w:r>
-        <w:t>?</w:t>
+        <w:t>¿Qué diferencias encontraste entre POST y PUT en Swagger?</w:t>
       </w:r>
     </w:p>
     <w:p>
@@ -2319,7 +1585,7 @@
     <w:p>
       <w:r>
         <w:pict w14:anchorId="4703D1A3">
-          <v:rect id="_x0000_i1694" style="width:0;height:1.5pt" o:hralign="center" o:hrstd="t" o:hr="t" fillcolor="#a0a0a0" stroked="f"/>
+          <v:rect id="_x0000_i1037" style="width:0;height:1.5pt" o:hralign="center" o:hrstd="t" o:hr="t" fillcolor="#a0a0a0" stroked="f"/>
         </w:pict>
       </w:r>
     </w:p>
@@ -2342,21 +1608,12 @@
       <w:r>
         <w:t xml:space="preserve">En este laboratorio se practicó el ciclo básico de interacción con el API REST de Órdenes de Fabricación directamente desde </w:t>
       </w:r>
-      <w:proofErr w:type="spellStart"/>
       <w:r>
         <w:rPr>
           <w:b/>
           <w:bCs/>
         </w:rPr>
-        <w:t>Swagger</w:t>
-      </w:r>
-      <w:proofErr w:type="spellEnd"/>
-      <w:r>
-        <w:rPr>
-          <w:b/>
-          <w:bCs/>
-        </w:rPr>
-        <w:t xml:space="preserve"> UI</w:t>
+        <w:t>Swagger UI</w:t>
       </w:r>
       <w:r>
         <w:t>:</w:t>
@@ -8530,6 +7787,7 @@
   <w:style w:type="character" w:default="1" w:styleId="Fuentedeprrafopredeter">
     <w:name w:val="Default Paragraph Font"/>
     <w:uiPriority w:val="1"/>
+    <w:semiHidden/>
     <w:unhideWhenUsed/>
   </w:style>
   <w:style w:type="table" w:default="1" w:styleId="Tablanormal">

--- a/Practicas/Practica 5/Práctica 5.docx
+++ b/Practicas/Practica 5/Práctica 5.docx
@@ -363,417 +363,6 @@
           <w:b/>
           <w:bCs/>
         </w:rPr>
-        <w:br w:type="page"/>
-      </w:r>
-    </w:p>
-    <w:p>
-      <w:pPr>
-        <w:rPr>
-          <w:b/>
-          <w:bCs/>
-        </w:rPr>
-      </w:pPr>
-      <w:r>
-        <w:rPr>
-          <w:b/>
-          <w:bCs/>
-        </w:rPr>
-        <w:lastRenderedPageBreak/>
-        <w:t>4. Actividades</w:t>
-      </w:r>
-    </w:p>
-    <w:p/>
-    <w:p>
-      <w:pPr>
-        <w:rPr>
-          <w:b/>
-          <w:bCs/>
-        </w:rPr>
-      </w:pPr>
-      <w:r>
-        <w:rPr>
-          <w:rFonts w:ascii="Segoe UI Emoji" w:hAnsi="Segoe UI Emoji" w:cs="Segoe UI Emoji"/>
-          <w:b/>
-          <w:bCs/>
-        </w:rPr>
-        <w:t>🧪</w:t>
-      </w:r>
-      <w:r>
-        <w:rPr>
-          <w:b/>
-          <w:bCs/>
-        </w:rPr>
-        <w:t xml:space="preserve"> Manual de Laboratorio</w:t>
-      </w:r>
-    </w:p>
-    <w:p>
-      <w:pPr>
-        <w:rPr>
-          <w:b/>
-          <w:bCs/>
-        </w:rPr>
-      </w:pPr>
-      <w:r>
-        <w:rPr>
-          <w:b/>
-          <w:bCs/>
-        </w:rPr>
-        <w:t xml:space="preserve">Consumo del API REST – Órdenes de Fabricación (con </w:t>
-      </w:r>
-      <w:proofErr w:type="spellStart"/>
-      <w:r>
-        <w:rPr>
-          <w:b/>
-          <w:bCs/>
-        </w:rPr>
-        <w:t>Swagger</w:t>
-      </w:r>
-      <w:proofErr w:type="spellEnd"/>
-      <w:r>
-        <w:rPr>
-          <w:b/>
-          <w:bCs/>
-        </w:rPr>
-        <w:t xml:space="preserve"> UI)</w:t>
-      </w:r>
-    </w:p>
-    <w:p>
-      <w:r>
-        <w:pict w14:anchorId="49FFAB91">
-          <v:rect id="_x0000_i1028" style="width:0;height:1.5pt" o:hralign="center" o:hrstd="t" o:hr="t" fillcolor="#a0a0a0" stroked="f"/>
-        </w:pict>
-      </w:r>
-    </w:p>
-    <w:p>
-      <w:pPr>
-        <w:rPr>
-          <w:b/>
-          <w:bCs/>
-        </w:rPr>
-      </w:pPr>
-      <w:r>
-        <w:rPr>
-          <w:b/>
-          <w:bCs/>
-        </w:rPr>
-        <w:t>1. Objetivo</w:t>
-      </w:r>
-    </w:p>
-    <w:p>
-      <w:r>
-        <w:t>Al finalizar este laboratorio el alumno será capaz de:</w:t>
-      </w:r>
-    </w:p>
-    <w:p>
-      <w:pPr>
-        <w:numPr>
-          <w:ilvl w:val="0"/>
-          <w:numId w:val="21"/>
-        </w:numPr>
-      </w:pPr>
-      <w:r>
-        <w:t xml:space="preserve">Crear órdenes de fabricación desde </w:t>
-      </w:r>
-      <w:proofErr w:type="spellStart"/>
-      <w:r>
-        <w:t>Swagger</w:t>
-      </w:r>
-      <w:proofErr w:type="spellEnd"/>
-      <w:r>
-        <w:t xml:space="preserve"> UI usando el esquema </w:t>
-      </w:r>
-      <w:proofErr w:type="spellStart"/>
-      <w:r>
-        <w:t>OrdenFabricacionDTO</w:t>
-      </w:r>
-      <w:proofErr w:type="spellEnd"/>
-      <w:r>
-        <w:t>.</w:t>
-      </w:r>
-    </w:p>
-    <w:p>
-      <w:pPr>
-        <w:numPr>
-          <w:ilvl w:val="0"/>
-          <w:numId w:val="21"/>
-        </w:numPr>
-      </w:pPr>
-      <w:r>
-        <w:t xml:space="preserve">Consultar órdenes existentes por su </w:t>
-      </w:r>
-      <w:proofErr w:type="spellStart"/>
-      <w:r>
-        <w:t>IdOrdenFabricacion</w:t>
-      </w:r>
-      <w:proofErr w:type="spellEnd"/>
-      <w:r>
-        <w:t>.</w:t>
-      </w:r>
-    </w:p>
-    <w:p>
-      <w:pPr>
-        <w:numPr>
-          <w:ilvl w:val="0"/>
-          <w:numId w:val="21"/>
-        </w:numPr>
-      </w:pPr>
-      <w:r>
-        <w:t>Actualizar información de una orden registrada.</w:t>
-      </w:r>
-    </w:p>
-    <w:p>
-      <w:pPr>
-        <w:numPr>
-          <w:ilvl w:val="0"/>
-          <w:numId w:val="21"/>
-        </w:numPr>
-      </w:pPr>
-      <w:r>
-        <w:t>Observar y analizar respuestas exitosas y de error.</w:t>
-      </w:r>
-    </w:p>
-    <w:p>
-      <w:r>
-        <w:pict w14:anchorId="7065B9CE">
-          <v:rect id="_x0000_i1029" style="width:0;height:1.5pt" o:hralign="center" o:hrstd="t" o:hr="t" fillcolor="#a0a0a0" stroked="f"/>
-        </w:pict>
-      </w:r>
-    </w:p>
-    <w:p>
-      <w:pPr>
-        <w:rPr>
-          <w:b/>
-          <w:bCs/>
-        </w:rPr>
-      </w:pPr>
-      <w:r>
-        <w:rPr>
-          <w:b/>
-          <w:bCs/>
-        </w:rPr>
-        <w:t>2. Requerimientos previos</w:t>
-      </w:r>
-    </w:p>
-    <w:p>
-      <w:pPr>
-        <w:numPr>
-          <w:ilvl w:val="0"/>
-          <w:numId w:val="22"/>
-        </w:numPr>
-      </w:pPr>
-      <w:r>
-        <w:t xml:space="preserve">Conexión a la URL base del API con </w:t>
-      </w:r>
-      <w:proofErr w:type="spellStart"/>
-      <w:r>
-        <w:t>Swagger</w:t>
-      </w:r>
-      <w:proofErr w:type="spellEnd"/>
-      <w:r>
-        <w:t xml:space="preserve"> habilitado.</w:t>
-      </w:r>
-    </w:p>
-    <w:p>
-      <w:pPr>
-        <w:numPr>
-          <w:ilvl w:val="0"/>
-          <w:numId w:val="22"/>
-        </w:numPr>
-      </w:pPr>
-      <w:r>
-        <w:t>Conocimientos básicos de HTTP (GET, POST, PUT).</w:t>
-      </w:r>
-    </w:p>
-    <w:p>
-      <w:pPr>
-        <w:numPr>
-          <w:ilvl w:val="0"/>
-          <w:numId w:val="22"/>
-        </w:numPr>
-      </w:pPr>
-      <w:r>
-        <w:t>Comprensión de estructuras JSON.</w:t>
-      </w:r>
-    </w:p>
-    <w:p>
-      <w:pPr>
-        <w:numPr>
-          <w:ilvl w:val="0"/>
-          <w:numId w:val="22"/>
-        </w:numPr>
-      </w:pPr>
-      <w:r>
-        <w:t xml:space="preserve">Acceso al esquema publicado en el </w:t>
-      </w:r>
-      <w:proofErr w:type="spellStart"/>
-      <w:r>
-        <w:t>Swagger</w:t>
-      </w:r>
-      <w:proofErr w:type="spellEnd"/>
-      <w:r>
-        <w:t xml:space="preserve"> (</w:t>
-      </w:r>
-      <w:proofErr w:type="spellStart"/>
-      <w:r>
-        <w:t>OrdenFabricacionDTO</w:t>
-      </w:r>
-      <w:proofErr w:type="spellEnd"/>
-      <w:r>
-        <w:t xml:space="preserve">, </w:t>
-      </w:r>
-      <w:proofErr w:type="spellStart"/>
-      <w:r>
-        <w:t>DetalleFabricacionDTO</w:t>
-      </w:r>
-      <w:proofErr w:type="spellEnd"/>
-      <w:r>
-        <w:t>).</w:t>
-      </w:r>
-    </w:p>
-    <w:p>
-      <w:r>
-        <w:pict w14:anchorId="099615C4">
-          <v:rect id="_x0000_i1030" style="width:0;height:1.5pt" o:hralign="center" o:hrstd="t" o:hr="t" fillcolor="#a0a0a0" stroked="f"/>
-        </w:pict>
-      </w:r>
-    </w:p>
-    <w:p>
-      <w:pPr>
-        <w:rPr>
-          <w:b/>
-          <w:bCs/>
-        </w:rPr>
-      </w:pPr>
-      <w:r>
-        <w:rPr>
-          <w:b/>
-          <w:bCs/>
-        </w:rPr>
-        <w:t>3. Contexto</w:t>
-      </w:r>
-    </w:p>
-    <w:p>
-      <w:r>
-        <w:t xml:space="preserve">El módulo </w:t>
-      </w:r>
-      <w:r>
-        <w:rPr>
-          <w:b/>
-          <w:bCs/>
-        </w:rPr>
-        <w:t>F2 – Preparación de Fabricación</w:t>
-      </w:r>
-      <w:r>
-        <w:t xml:space="preserve"> expone </w:t>
-      </w:r>
-      <w:proofErr w:type="spellStart"/>
-      <w:r>
-        <w:t>endpoints</w:t>
-      </w:r>
-      <w:proofErr w:type="spellEnd"/>
-      <w:r>
-        <w:t xml:space="preserve"> REST para administrar las órdenes de fabricación.</w:t>
-      </w:r>
-      <w:r>
-        <w:br/>
-        <w:t xml:space="preserve">Una orden se describe con el objeto </w:t>
-      </w:r>
-      <w:proofErr w:type="spellStart"/>
-      <w:r>
-        <w:t>OrdenFabricacionDTO</w:t>
-      </w:r>
-      <w:proofErr w:type="spellEnd"/>
-      <w:r>
-        <w:t>, que incluye:</w:t>
-      </w:r>
-    </w:p>
-    <w:p>
-      <w:pPr>
-        <w:numPr>
-          <w:ilvl w:val="0"/>
-          <w:numId w:val="23"/>
-        </w:numPr>
-      </w:pPr>
-      <w:proofErr w:type="spellStart"/>
-      <w:r>
-        <w:t>claveOrdenFabricacion</w:t>
-      </w:r>
-      <w:proofErr w:type="spellEnd"/>
-    </w:p>
-    <w:p>
-      <w:pPr>
-        <w:numPr>
-          <w:ilvl w:val="0"/>
-          <w:numId w:val="23"/>
-        </w:numPr>
-      </w:pPr>
-      <w:proofErr w:type="spellStart"/>
-      <w:r>
-        <w:t>loteFabricacion</w:t>
-      </w:r>
-      <w:proofErr w:type="spellEnd"/>
-    </w:p>
-    <w:p>
-      <w:pPr>
-        <w:numPr>
-          <w:ilvl w:val="0"/>
-          <w:numId w:val="23"/>
-        </w:numPr>
-      </w:pPr>
-      <w:proofErr w:type="spellStart"/>
-      <w:r>
-        <w:t>idProducto</w:t>
-      </w:r>
-      <w:proofErr w:type="spellEnd"/>
-    </w:p>
-    <w:p>
-      <w:pPr>
-        <w:numPr>
-          <w:ilvl w:val="0"/>
-          <w:numId w:val="23"/>
-        </w:numPr>
-      </w:pPr>
-      <w:proofErr w:type="spellStart"/>
-      <w:r>
-        <w:t>detalleFabricacion</w:t>
-      </w:r>
-      <w:proofErr w:type="spellEnd"/>
-      <w:r>
-        <w:t xml:space="preserve"> (arreglo de </w:t>
-      </w:r>
-      <w:proofErr w:type="spellStart"/>
-      <w:r>
-        <w:t>DetalleFabricacionDTO</w:t>
-      </w:r>
-      <w:proofErr w:type="spellEnd"/>
-      <w:r>
-        <w:t>)</w:t>
-      </w:r>
-    </w:p>
-    <w:p>
-      <w:r>
-        <w:t>Cada detalle incluye contrato, partida, descripción, unidad, y cantidades.</w:t>
-      </w:r>
-    </w:p>
-    <w:p>
-      <w:r>
-        <w:pict w14:anchorId="5DCDB27B">
-          <v:rect id="_x0000_i1031" style="width:0;height:1.5pt" o:hralign="center" o:hrstd="t" o:hr="t" fillcolor="#a0a0a0" stroked="f"/>
-        </w:pict>
-      </w:r>
-    </w:p>
-    <w:p>
-      <w:pPr>
-        <w:rPr>
-          <w:b/>
-          <w:bCs/>
-        </w:rPr>
-      </w:pPr>
-      <w:r>
-        <w:rPr>
-          <w:b/>
-          <w:bCs/>
-        </w:rPr>
         <w:t>4. Actividades</w:t>
       </w:r>
     </w:p>
@@ -1013,10 +602,16 @@
       </w:r>
     </w:p>
     <w:p>
+      <w:r>
+        <w:br w:type="page"/>
+      </w:r>
+    </w:p>
+    <w:p>
       <w:pPr>
         <w:pStyle w:val="Codigo"/>
       </w:pPr>
       <w:r>
+        <w:lastRenderedPageBreak/>
         <w:t>{</w:t>
       </w:r>
     </w:p>
@@ -1025,7 +620,20 @@
         <w:pStyle w:val="Codigo"/>
       </w:pPr>
       <w:r>
-        <w:lastRenderedPageBreak/>
+        <w:t xml:space="preserve">  "</w:t>
+      </w:r>
+      <w:r>
+        <w:t>id</w:t>
+      </w:r>
+      <w:r>
+        <w:t>": "",</w:t>
+      </w:r>
+    </w:p>
+    <w:p>
+      <w:pPr>
+        <w:pStyle w:val="Codigo"/>
+      </w:pPr>
+      <w:r>
         <w:t xml:space="preserve">  "claveOrdenFabricacion": "OF-2025-001",</w:t>
       </w:r>
     </w:p>
@@ -1077,7 +685,7 @@
         <w:t xml:space="preserve">      "tipoContrato": "</w:t>
       </w:r>
       <w:r>
-        <w:t>Contrato CFE</w:t>
+        <w:t>ContratoCFE</w:t>
       </w:r>
       <w:r>
         <w:t>",</w:t>
@@ -1514,13 +1122,8 @@
           <w:numId w:val="29"/>
         </w:numPr>
       </w:pPr>
-      <w:proofErr w:type="gramStart"/>
-      <w:r>
-        <w:t>Cantidad a fabricar</w:t>
-      </w:r>
-      <w:proofErr w:type="gramEnd"/>
-      <w:r>
-        <w:t>: ____________________</w:t>
+      <w:r>
+        <w:t>Cantidad a fabricar: ____________________</w:t>
       </w:r>
     </w:p>
     <w:p>
@@ -1722,6 +1325,7 @@
         <w:t>, pero cambiando algunos valores:</w:t>
       </w:r>
     </w:p>
+    <w:p/>
     <w:p>
       <w:pPr>
         <w:pStyle w:val="Codigo"/>
@@ -1735,6 +1339,20 @@
         <w:pStyle w:val="Codigo"/>
       </w:pPr>
       <w:r>
+        <w:t xml:space="preserve">  "</w:t>
+      </w:r>
+      <w:r>
+        <w:t>id</w:t>
+      </w:r>
+      <w:r>
+        <w:t>": "",</w:t>
+      </w:r>
+    </w:p>
+    <w:p>
+      <w:pPr>
+        <w:pStyle w:val="Codigo"/>
+      </w:pPr>
+      <w:r>
         <w:t xml:space="preserve">  "claveOrdenFabricacion": "OF-2025-001",</w:t>
       </w:r>
     </w:p>
@@ -1751,7 +1369,6 @@
         <w:pStyle w:val="Codigo"/>
       </w:pPr>
       <w:r>
-        <w:lastRenderedPageBreak/>
         <w:t xml:space="preserve">  "idProducto": "P-12345",</w:t>
       </w:r>
     </w:p>
@@ -1787,7 +1404,7 @@
         <w:t xml:space="preserve">      "tipoContrato": "</w:t>
       </w:r>
       <w:r>
-        <w:t>Contrato CFE</w:t>
+        <w:t>ContratoCFE</w:t>
       </w:r>
       <w:r>
         <w:t>",</w:t>
@@ -2185,6 +1802,12 @@
     </w:p>
     <w:p>
       <w:r>
+        <w:br w:type="page"/>
+      </w:r>
+    </w:p>
+    <w:p>
+      <w:r>
+        <w:lastRenderedPageBreak/>
         <w:pict w14:anchorId="4703D1A3">
           <v:rect id="_x0000_i1037" style="width:0;height:1.5pt" o:hralign="center" o:hrstd="t" o:hr="t" fillcolor="#a0a0a0" stroked="f"/>
         </w:pict>
@@ -2300,13 +1923,10 @@
       <w:r>
         <w:t xml:space="preserve"> respuestas de error.</w:t>
       </w:r>
-    </w:p>
-    <w:p>
       <w:r>
         <w:rPr>
           <w:noProof/>
         </w:rPr>
-        <w:lastRenderedPageBreak/>
         <mc:AlternateContent>
           <mc:Choice Requires="wps">
             <w:drawing>
@@ -2389,7 +2009,7 @@
                 <v:stroke joinstyle="miter"/>
                 <v:path gradientshapeok="t" o:connecttype="rect"/>
               </v:shapetype>
-              <v:shape id="Cuadro de texto 4" o:spid="_x0000_s1026" type="#_x0000_t202" style="position:absolute;margin-left:114.95pt;margin-top:-4pt;width:352.8pt;height:20.2pt;z-index:251663360;visibility:visible;mso-wrap-style:square;mso-width-percent:0;mso-height-percent:0;mso-wrap-distance-left:9pt;mso-wrap-distance-top:0;mso-wrap-distance-right:9pt;mso-wrap-distance-bottom:0;mso-position-horizontal:absolute;mso-position-horizontal-relative:text;mso-position-vertical:absolute;mso-position-vertical-relative:bottom-margin-area;mso-width-percent:0;mso-height-percent:0;mso-width-relative:margin;mso-height-relative:margin;v-text-anchor:top" o:gfxdata="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" filled="f" stroked="f" strokeweight=".5pt">
+              <v:shape id="Cuadro de texto 4" o:spid="_x0000_s1026" type="#_x0000_t202" style="position:absolute;left:0;text-align:left;margin-left:114.95pt;margin-top:-4pt;width:352.8pt;height:20.2pt;z-index:251663360;visibility:visible;mso-wrap-style:square;mso-width-percent:0;mso-height-percent:0;mso-wrap-distance-left:9pt;mso-wrap-distance-top:0;mso-wrap-distance-right:9pt;mso-wrap-distance-bottom:0;mso-position-horizontal:absolute;mso-position-horizontal-relative:text;mso-position-vertical:absolute;mso-position-vertical-relative:bottom-margin-area;mso-width-percent:0;mso-height-percent:0;mso-width-relative:margin;mso-height-relative:margin;v-text-anchor:top" o:gfxdata="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" filled="f" stroked="f" strokeweight=".5pt">
                 <v:textbox>
                   <w:txbxContent>
                     <w:p>
